--- a/templates_docx/Шаблон 5 Навигация_Стенды.docx
+++ b/templates_docx/Шаблон 5 Навигация_Стенды.docx
@@ -102,10 +102,14 @@
     </w:p>
     <w:p>
       <w:pPr>
+        <w:tabs>
+          <w:tab w:val="left" w:pos="8028"/>
+        </w:tabs>
         <w:rPr>
           <w:rFonts w:ascii="Montserrat" w:eastAsia="Montserrat" w:hAnsi="Montserrat" w:cs="Montserrat"/>
           <w:b/>
           <w:bCs/>
+          <w:lang w:val="ru-RU"/>
         </w:rPr>
       </w:pPr>
       <w:r>
@@ -116,6 +120,60 @@
         </w:rPr>
         <w:t>СПЕЦИАЛЬНО ДЛЯ :</w:t>
       </w:r>
+      <w:r>
+        <w:rPr>
+          <w:rFonts w:ascii="Montserrat" w:eastAsia="Montserrat" w:hAnsi="Montserrat" w:cs="Montserrat"/>
+          <w:b/>
+          <w:bCs/>
+          <w:lang w:val="ru-RU"/>
+        </w:rPr>
+        <w:t xml:space="preserve">                                                                               </w:t>
+      </w:r>
+      <w:r>
+        <w:rPr>
+          <w:rFonts w:ascii="Montserrat" w:eastAsia="Montserrat" w:hAnsi="Montserrat" w:cs="Montserrat"/>
+          <w:b/>
+          <w:bCs/>
+          <w:lang w:val="ru-RU"/>
+        </w:rPr>
+        <w:t xml:space="preserve">Дата: </w:t>
+      </w:r>
+      <w:r>
+        <w:rPr>
+          <w:rFonts w:ascii="Montserrat" w:eastAsia="Montserrat" w:hAnsi="Montserrat" w:cs="Montserrat"/>
+          <w:b/>
+          <w:bCs/>
+          <w:lang w:val="ru-RU"/>
+        </w:rPr>
+        <w:t>{{</w:t>
+      </w:r>
+      <w:r>
+        <w:rPr>
+          <w:rFonts w:ascii="Montserrat" w:eastAsia="Montserrat" w:hAnsi="Montserrat" w:cs="Montserrat"/>
+          <w:b/>
+          <w:bCs/>
+          <w:lang w:val="ru-RU"/>
+        </w:rPr>
+        <w:t xml:space="preserve"> </w:t>
+      </w:r>
+      <w:r>
+        <w:rPr>
+          <w:rFonts w:ascii="Montserrat" w:eastAsia="Montserrat" w:hAnsi="Montserrat" w:cs="Montserrat"/>
+          <w:b/>
+          <w:bCs/>
+          <w:lang w:val="en-US"/>
+        </w:rPr>
+        <w:t>date</w:t>
+      </w:r>
+      <w:r>
+        <w:rPr>
+          <w:rFonts w:ascii="Montserrat" w:eastAsia="Montserrat" w:hAnsi="Montserrat" w:cs="Montserrat"/>
+          <w:b/>
+          <w:bCs/>
+          <w:lang w:val="ru-RU"/>
+        </w:rPr>
+        <w:t xml:space="preserve"> }}</w:t>
+      </w:r>
     </w:p>
     <w:p>
       <w:pPr>
@@ -146,6 +204,33 @@
           <w:lang w:val="ru-RU"/>
         </w:rPr>
         <w:t xml:space="preserve"> }}</w:t>
+      </w:r>
+      <w:r>
+        <w:rPr>
+          <w:rFonts w:ascii="Montserrat" w:eastAsia="Montserrat" w:hAnsi="Montserrat" w:cs="Montserrat"/>
+          <w:lang w:val="ru-RU"/>
+        </w:rPr>
+        <w:t xml:space="preserve">                                                                                                              </w:t>
+      </w:r>
+      <w:r>
+        <w:rPr>
+          <w:rFonts w:ascii="Montserrat" w:eastAsia="Montserrat" w:hAnsi="Montserrat" w:cs="Montserrat"/>
+          <w:lang w:val="ru-RU"/>
+        </w:rPr>
+        <w:t xml:space="preserve">  </w:t>
+      </w:r>
+      <w:r>
+        <w:rPr>
+          <w:rFonts w:ascii="Montserrat" w:eastAsia="Montserrat" w:hAnsi="Montserrat" w:cs="Montserrat"/>
+        </w:rPr>
+        <w:t xml:space="preserve">Номер: </w:t>
+      </w:r>
+      <w:r>
+        <w:rPr>
+          <w:rFonts w:ascii="Montserrat" w:eastAsia="Montserrat" w:hAnsi="Montserrat" w:cs="Montserrat"/>
+          <w:lang w:val="en-US"/>
+        </w:rPr>
+        <w:t>{{ number }}</w:t>
       </w:r>
     </w:p>
     <w:p>
@@ -178,21 +263,12 @@
           <w:lang w:val="en-US"/>
         </w:rPr>
       </w:pPr>
-      <w:proofErr w:type="gramStart"/>
       <w:r>
         <w:rPr>
           <w:rFonts w:ascii="Montserrat" w:eastAsia="Montserrat" w:hAnsi="Montserrat" w:cs="Montserrat"/>
           <w:lang w:val="en-US"/>
         </w:rPr>
-        <w:t>{{ room</w:t>
-      </w:r>
-      <w:proofErr w:type="gramEnd"/>
-      <w:r>
-        <w:rPr>
-          <w:rFonts w:ascii="Montserrat" w:eastAsia="Montserrat" w:hAnsi="Montserrat" w:cs="Montserrat"/>
-          <w:lang w:val="en-US"/>
-        </w:rPr>
-        <w:t xml:space="preserve"> }}</w:t>
+        <w:t>{{ room }}</w:t>
       </w:r>
     </w:p>
     <w:tbl>
@@ -1064,21 +1140,12 @@
               </w:rPr>
               <w:t xml:space="preserve"> </w:t>
             </w:r>
-            <w:proofErr w:type="gramStart"/>
             <w:r>
               <w:rPr>
                 <w:rFonts w:ascii="Montserrat Medium" w:eastAsia="Montserrat Medium" w:hAnsi="Montserrat Medium" w:cs="Montserrat Medium"/>
                 <w:lang w:val="en-US"/>
               </w:rPr>
-              <w:t>{{ price</w:t>
-            </w:r>
-            <w:proofErr w:type="gramEnd"/>
-            <w:r>
-              <w:rPr>
-                <w:rFonts w:ascii="Montserrat Medium" w:eastAsia="Montserrat Medium" w:hAnsi="Montserrat Medium" w:cs="Montserrat Medium"/>
-                <w:lang w:val="en-US"/>
-              </w:rPr>
-              <w:t xml:space="preserve"> }}</w:t>
+              <w:t>{{ price }}</w:t>
             </w:r>
           </w:p>
         </w:tc>
@@ -1122,23 +1189,7 @@
           <w:rFonts w:ascii="Montserrat Medium" w:eastAsia="Montserrat Medium" w:hAnsi="Montserrat Medium" w:cs="Montserrat Medium"/>
           <w:lang w:val="en-US"/>
         </w:rPr>
-        <w:t xml:space="preserve">{{ </w:t>
-      </w:r>
-      <w:proofErr w:type="spellStart"/>
-      <w:r>
-        <w:rPr>
-          <w:rFonts w:ascii="Montserrat Medium" w:eastAsia="Montserrat Medium" w:hAnsi="Montserrat Medium" w:cs="Montserrat Medium"/>
-          <w:lang w:val="en-US"/>
-        </w:rPr>
-        <w:t>srok</w:t>
-      </w:r>
-      <w:proofErr w:type="spellEnd"/>
-      <w:r>
-        <w:rPr>
-          <w:rFonts w:ascii="Montserrat Medium" w:eastAsia="Montserrat Medium" w:hAnsi="Montserrat Medium" w:cs="Montserrat Medium"/>
-          <w:lang w:val="en-US"/>
-        </w:rPr>
-        <w:t xml:space="preserve"> }}</w:t>
+        <w:t>{{ srok }}</w:t>
       </w:r>
       <w:r>
         <w:rPr>
@@ -1172,25 +1223,7 @@
           <w:sz w:val="18"/>
           <w:szCs w:val="18"/>
         </w:rPr>
-        <w:t>КОНФИДЕНЦИАЛЬНО: Настоящий документ содержит информацию, принадлежащую компаниям ООО “</w:t>
-      </w:r>
-      <w:proofErr w:type="spellStart"/>
-      <w:r>
-        <w:rPr>
-          <w:rFonts w:ascii="Montserrat Medium" w:eastAsia="Montserrat Medium" w:hAnsi="Montserrat Medium" w:cs="Montserrat Medium"/>
-          <w:sz w:val="18"/>
-          <w:szCs w:val="18"/>
-        </w:rPr>
-        <w:t>Нацпро</w:t>
-      </w:r>
-      <w:proofErr w:type="spellEnd"/>
-      <w:r>
-        <w:rPr>
-          <w:rFonts w:ascii="Montserrat Medium" w:eastAsia="Montserrat Medium" w:hAnsi="Montserrat Medium" w:cs="Montserrat Medium"/>
-          <w:sz w:val="18"/>
-          <w:szCs w:val="18"/>
-        </w:rPr>
-        <w:t xml:space="preserve">-Дизайн”   </w:t>
+        <w:t xml:space="preserve">КОНФИДЕНЦИАЛЬНО: Настоящий документ содержит информацию, принадлежащую компаниям ООО “Нацпро-Дизайн”   </w:t>
       </w:r>
       <w:r>
         <w:rPr>
@@ -1330,7 +1363,7 @@
       <w:headerReference w:type="first" r:id="rId13"/>
       <w:footerReference w:type="first" r:id="rId14"/>
       <w:pgSz w:w="11906" w:h="16838"/>
-      <w:pgMar w:top="1134" w:right="850" w:bottom="1134" w:left="1701" w:header="708" w:footer="708" w:gutter="0"/>
+      <w:pgMar w:top="1134" w:right="566" w:bottom="1134" w:left="1701" w:header="708" w:footer="708" w:gutter="0"/>
       <w:pgNumType w:start="1"/>
       <w:cols w:space="720"/>
     </w:sectPr>
@@ -2153,7 +2186,6 @@
   <w:style w:type="character" w:default="1" w:styleId="a0">
     <w:name w:val="Default Paragraph Font"/>
     <w:uiPriority w:val="1"/>
-    <w:semiHidden/>
     <w:unhideWhenUsed/>
   </w:style>
   <w:style w:type="table" w:default="1" w:styleId="a1">

--- a/templates_docx/Шаблон 5 Навигация_Стенды.docx
+++ b/templates_docx/Шаблон 5 Навигация_Стенды.docx
@@ -228,9 +228,23 @@
       <w:r>
         <w:rPr>
           <w:rFonts w:ascii="Montserrat" w:eastAsia="Montserrat" w:hAnsi="Montserrat" w:cs="Montserrat"/>
+          <w:lang w:val="ru-RU"/>
+        </w:rPr>
+        <w:t xml:space="preserve">{{ </w:t>
+      </w:r>
+      <w:r>
+        <w:rPr>
+          <w:rFonts w:ascii="Montserrat" w:eastAsia="Montserrat" w:hAnsi="Montserrat" w:cs="Montserrat"/>
           <w:lang w:val="en-US"/>
         </w:rPr>
-        <w:t>{{ number }}</w:t>
+        <w:t>number</w:t>
+      </w:r>
+      <w:r>
+        <w:rPr>
+          <w:rFonts w:ascii="Montserrat" w:eastAsia="Montserrat" w:hAnsi="Montserrat" w:cs="Montserrat"/>
+          <w:lang w:val="ru-RU"/>
+        </w:rPr>
+        <w:t xml:space="preserve"> }}</w:t>
       </w:r>
     </w:p>
     <w:p>
@@ -268,7 +282,21 @@
           <w:rFonts w:ascii="Montserrat" w:eastAsia="Montserrat" w:hAnsi="Montserrat" w:cs="Montserrat"/>
           <w:lang w:val="en-US"/>
         </w:rPr>
-        <w:t>{{ room }}</w:t>
+        <w:t xml:space="preserve">{{ </w:t>
+      </w:r>
+      <w:r>
+        <w:rPr>
+          <w:rFonts w:ascii="Montserrat" w:eastAsia="Montserrat" w:hAnsi="Montserrat" w:cs="Montserrat"/>
+          <w:lang w:val="en-US"/>
+        </w:rPr>
+        <w:t>text</w:t>
+      </w:r>
+      <w:r>
+        <w:rPr>
+          <w:rFonts w:ascii="Montserrat" w:eastAsia="Montserrat" w:hAnsi="Montserrat" w:cs="Montserrat"/>
+          <w:lang w:val="en-US"/>
+        </w:rPr>
+        <w:t xml:space="preserve"> }}</w:t>
       </w:r>
     </w:p>
     <w:tbl>
@@ -2186,6 +2214,7 @@
   <w:style w:type="character" w:default="1" w:styleId="a0">
     <w:name w:val="Default Paragraph Font"/>
     <w:uiPriority w:val="1"/>
+    <w:semiHidden/>
     <w:unhideWhenUsed/>
   </w:style>
   <w:style w:type="table" w:default="1" w:styleId="a1">

--- a/templates_docx/Шаблон 5 Навигация_Стенды.docx
+++ b/templates_docx/Шаблон 5 Навигация_Стенды.docx
@@ -210,7 +210,7 @@
           <w:rFonts w:ascii="Montserrat" w:eastAsia="Montserrat" w:hAnsi="Montserrat" w:cs="Montserrat"/>
           <w:lang w:val="ru-RU"/>
         </w:rPr>
-        <w:t xml:space="preserve">                                                                                                              </w:t>
+        <w:t xml:space="preserve">                                                                                                            </w:t>
       </w:r>
       <w:r>
         <w:rPr>
@@ -222,12 +222,16 @@
       <w:r>
         <w:rPr>
           <w:rFonts w:ascii="Montserrat" w:eastAsia="Montserrat" w:hAnsi="Montserrat" w:cs="Montserrat"/>
+          <w:b/>
+          <w:bCs/>
         </w:rPr>
         <w:t xml:space="preserve">Номер: </w:t>
       </w:r>
       <w:r>
         <w:rPr>
           <w:rFonts w:ascii="Montserrat" w:eastAsia="Montserrat" w:hAnsi="Montserrat" w:cs="Montserrat"/>
+          <w:b/>
+          <w:bCs/>
           <w:lang w:val="ru-RU"/>
         </w:rPr>
         <w:t xml:space="preserve">{{ </w:t>
@@ -235,6 +239,8 @@
       <w:r>
         <w:rPr>
           <w:rFonts w:ascii="Montserrat" w:eastAsia="Montserrat" w:hAnsi="Montserrat" w:cs="Montserrat"/>
+          <w:b/>
+          <w:bCs/>
           <w:lang w:val="en-US"/>
         </w:rPr>
         <w:t>number</w:t>
@@ -242,6 +248,8 @@
       <w:r>
         <w:rPr>
           <w:rFonts w:ascii="Montserrat" w:eastAsia="Montserrat" w:hAnsi="Montserrat" w:cs="Montserrat"/>
+          <w:b/>
+          <w:bCs/>
           <w:lang w:val="ru-RU"/>
         </w:rPr>
         <w:t xml:space="preserve"> }}</w:t>
@@ -277,6 +285,7 @@
           <w:lang w:val="en-US"/>
         </w:rPr>
       </w:pPr>
+      <w:proofErr w:type="gramStart"/>
       <w:r>
         <w:rPr>
           <w:rFonts w:ascii="Montserrat" w:eastAsia="Montserrat" w:hAnsi="Montserrat" w:cs="Montserrat"/>
@@ -291,6 +300,7 @@
         </w:rPr>
         <w:t>text</w:t>
       </w:r>
+      <w:proofErr w:type="gramEnd"/>
       <w:r>
         <w:rPr>
           <w:rFonts w:ascii="Montserrat" w:eastAsia="Montserrat" w:hAnsi="Montserrat" w:cs="Montserrat"/>
@@ -762,7 +772,20 @@
               <w:rPr>
                 <w:rFonts w:ascii="Montserrat Medium" w:eastAsia="Montserrat Medium" w:hAnsi="Montserrat Medium" w:cs="Montserrat Medium"/>
               </w:rPr>
-              <w:t xml:space="preserve"> 30 шт.</w:t>
+              <w:t xml:space="preserve"> </w:t>
+            </w:r>
+            <w:r>
+              <w:rPr>
+                <w:rFonts w:ascii="Montserrat Medium" w:eastAsia="Montserrat Medium" w:hAnsi="Montserrat Medium" w:cs="Montserrat Medium"/>
+                <w:lang w:val="ru-RU"/>
+              </w:rPr>
+              <w:t xml:space="preserve">   </w:t>
+            </w:r>
+            <w:r>
+              <w:rPr>
+                <w:rFonts w:ascii="Montserrat Medium" w:eastAsia="Montserrat Medium" w:hAnsi="Montserrat Medium" w:cs="Montserrat Medium"/>
+              </w:rPr>
+              <w:t>шт.</w:t>
             </w:r>
           </w:p>
         </w:tc>
@@ -969,7 +992,20 @@
               <w:rPr>
                 <w:rFonts w:ascii="Montserrat Medium" w:eastAsia="Montserrat Medium" w:hAnsi="Montserrat Medium" w:cs="Montserrat Medium"/>
               </w:rPr>
-              <w:t xml:space="preserve"> 80 шт.</w:t>
+              <w:t xml:space="preserve"> </w:t>
+            </w:r>
+            <w:r>
+              <w:rPr>
+                <w:rFonts w:ascii="Montserrat Medium" w:eastAsia="Montserrat Medium" w:hAnsi="Montserrat Medium" w:cs="Montserrat Medium"/>
+                <w:lang w:val="ru-RU"/>
+              </w:rPr>
+              <w:t xml:space="preserve">   </w:t>
+            </w:r>
+            <w:r>
+              <w:rPr>
+                <w:rFonts w:ascii="Montserrat Medium" w:eastAsia="Montserrat Medium" w:hAnsi="Montserrat Medium" w:cs="Montserrat Medium"/>
+              </w:rPr>
+              <w:t>шт.</w:t>
             </w:r>
           </w:p>
         </w:tc>
@@ -1168,12 +1204,21 @@
               </w:rPr>
               <w:t xml:space="preserve"> </w:t>
             </w:r>
+            <w:proofErr w:type="gramStart"/>
             <w:r>
               <w:rPr>
                 <w:rFonts w:ascii="Montserrat Medium" w:eastAsia="Montserrat Medium" w:hAnsi="Montserrat Medium" w:cs="Montserrat Medium"/>
                 <w:lang w:val="en-US"/>
               </w:rPr>
-              <w:t>{{ price }}</w:t>
+              <w:t>{{ price</w:t>
+            </w:r>
+            <w:proofErr w:type="gramEnd"/>
+            <w:r>
+              <w:rPr>
+                <w:rFonts w:ascii="Montserrat Medium" w:eastAsia="Montserrat Medium" w:hAnsi="Montserrat Medium" w:cs="Montserrat Medium"/>
+                <w:lang w:val="en-US"/>
+              </w:rPr>
+              <w:t xml:space="preserve"> }}</w:t>
             </w:r>
           </w:p>
         </w:tc>
@@ -1217,7 +1262,23 @@
           <w:rFonts w:ascii="Montserrat Medium" w:eastAsia="Montserrat Medium" w:hAnsi="Montserrat Medium" w:cs="Montserrat Medium"/>
           <w:lang w:val="en-US"/>
         </w:rPr>
-        <w:t>{{ srok }}</w:t>
+        <w:t xml:space="preserve">{{ </w:t>
+      </w:r>
+      <w:proofErr w:type="spellStart"/>
+      <w:r>
+        <w:rPr>
+          <w:rFonts w:ascii="Montserrat Medium" w:eastAsia="Montserrat Medium" w:hAnsi="Montserrat Medium" w:cs="Montserrat Medium"/>
+          <w:lang w:val="en-US"/>
+        </w:rPr>
+        <w:t>srok</w:t>
+      </w:r>
+      <w:proofErr w:type="spellEnd"/>
+      <w:r>
+        <w:rPr>
+          <w:rFonts w:ascii="Montserrat Medium" w:eastAsia="Montserrat Medium" w:hAnsi="Montserrat Medium" w:cs="Montserrat Medium"/>
+          <w:lang w:val="en-US"/>
+        </w:rPr>
+        <w:t xml:space="preserve"> }}</w:t>
       </w:r>
       <w:r>
         <w:rPr>
@@ -1251,7 +1312,25 @@
           <w:sz w:val="18"/>
           <w:szCs w:val="18"/>
         </w:rPr>
-        <w:t xml:space="preserve">КОНФИДЕНЦИАЛЬНО: Настоящий документ содержит информацию, принадлежащую компаниям ООО “Нацпро-Дизайн”   </w:t>
+        <w:t>КОНФИДЕНЦИАЛЬНО: Настоящий документ содержит информацию, принадлежащую компаниям ООО “</w:t>
+      </w:r>
+      <w:proofErr w:type="spellStart"/>
+      <w:r>
+        <w:rPr>
+          <w:rFonts w:ascii="Montserrat Medium" w:eastAsia="Montserrat Medium" w:hAnsi="Montserrat Medium" w:cs="Montserrat Medium"/>
+          <w:sz w:val="18"/>
+          <w:szCs w:val="18"/>
+        </w:rPr>
+        <w:t>Нацпро</w:t>
+      </w:r>
+      <w:proofErr w:type="spellEnd"/>
+      <w:r>
+        <w:rPr>
+          <w:rFonts w:ascii="Montserrat Medium" w:eastAsia="Montserrat Medium" w:hAnsi="Montserrat Medium" w:cs="Montserrat Medium"/>
+          <w:sz w:val="18"/>
+          <w:szCs w:val="18"/>
+        </w:rPr>
+        <w:t xml:space="preserve">-Дизайн”   </w:t>
       </w:r>
       <w:r>
         <w:rPr>

--- a/templates_docx/Шаблон 5 Навигация_Стенды.docx
+++ b/templates_docx/Шаблон 5 Навигация_Стенды.docx
@@ -285,7 +285,6 @@
           <w:lang w:val="en-US"/>
         </w:rPr>
       </w:pPr>
-      <w:proofErr w:type="gramStart"/>
       <w:r>
         <w:rPr>
           <w:rFonts w:ascii="Montserrat" w:eastAsia="Montserrat" w:hAnsi="Montserrat" w:cs="Montserrat"/>
@@ -298,9 +297,8 @@
           <w:rFonts w:ascii="Montserrat" w:eastAsia="Montserrat" w:hAnsi="Montserrat" w:cs="Montserrat"/>
           <w:lang w:val="en-US"/>
         </w:rPr>
-        <w:t>text</w:t>
-      </w:r>
-      <w:proofErr w:type="gramEnd"/>
+        <w:t>room</w:t>
+      </w:r>
       <w:r>
         <w:rPr>
           <w:rFonts w:ascii="Montserrat" w:eastAsia="Montserrat" w:hAnsi="Montserrat" w:cs="Montserrat"/>
@@ -966,6 +964,7 @@
               <w:ind w:right="542"/>
               <w:rPr>
                 <w:rFonts w:ascii="Montserrat Medium" w:eastAsia="Montserrat Medium" w:hAnsi="Montserrat Medium" w:cs="Montserrat Medium"/>
+                <w:lang w:val="en-US"/>
               </w:rPr>
             </w:pPr>
             <w:r>
@@ -973,6 +972,23 @@
                 <w:rFonts w:ascii="Montserrat Medium" w:eastAsia="Montserrat Medium" w:hAnsi="Montserrat Medium" w:cs="Montserrat Medium"/>
               </w:rPr>
               <w:t>В услугу входят разработка макетов, предпечатная подготовка, изготовление навигационных элементов, доставка до объекта, монтаж  установленного количества единиц</w:t>
+            </w:r>
+          </w:p>
+          <w:p>
+            <w:pPr>
+              <w:spacing w:after="0" w:line="234" w:lineRule="auto"/>
+              <w:ind w:right="542"/>
+              <w:rPr>
+                <w:rFonts w:ascii="Montserrat Medium" w:eastAsia="Montserrat Medium" w:hAnsi="Montserrat Medium" w:cs="Montserrat Medium"/>
+                <w:lang w:val="en-US"/>
+              </w:rPr>
+            </w:pPr>
+            <w:r>
+              <w:rPr>
+                <w:rFonts w:ascii="Montserrat Medium" w:eastAsia="Montserrat Medium" w:hAnsi="Montserrat Medium" w:cs="Montserrat Medium"/>
+                <w:lang w:val="en-US"/>
+              </w:rPr>
+              <w:t>{{ text }}</w:t>
             </w:r>
           </w:p>
         </w:tc>
@@ -1204,21 +1220,12 @@
               </w:rPr>
               <w:t xml:space="preserve"> </w:t>
             </w:r>
-            <w:proofErr w:type="gramStart"/>
             <w:r>
               <w:rPr>
                 <w:rFonts w:ascii="Montserrat Medium" w:eastAsia="Montserrat Medium" w:hAnsi="Montserrat Medium" w:cs="Montserrat Medium"/>
                 <w:lang w:val="en-US"/>
               </w:rPr>
-              <w:t>{{ price</w:t>
-            </w:r>
-            <w:proofErr w:type="gramEnd"/>
-            <w:r>
-              <w:rPr>
-                <w:rFonts w:ascii="Montserrat Medium" w:eastAsia="Montserrat Medium" w:hAnsi="Montserrat Medium" w:cs="Montserrat Medium"/>
-                <w:lang w:val="en-US"/>
-              </w:rPr>
-              <w:t xml:space="preserve"> }}</w:t>
+              <w:t>{{ price }}</w:t>
             </w:r>
           </w:p>
         </w:tc>
@@ -1262,23 +1269,7 @@
           <w:rFonts w:ascii="Montserrat Medium" w:eastAsia="Montserrat Medium" w:hAnsi="Montserrat Medium" w:cs="Montserrat Medium"/>
           <w:lang w:val="en-US"/>
         </w:rPr>
-        <w:t xml:space="preserve">{{ </w:t>
-      </w:r>
-      <w:proofErr w:type="spellStart"/>
-      <w:r>
-        <w:rPr>
-          <w:rFonts w:ascii="Montserrat Medium" w:eastAsia="Montserrat Medium" w:hAnsi="Montserrat Medium" w:cs="Montserrat Medium"/>
-          <w:lang w:val="en-US"/>
-        </w:rPr>
-        <w:t>srok</w:t>
-      </w:r>
-      <w:proofErr w:type="spellEnd"/>
-      <w:r>
-        <w:rPr>
-          <w:rFonts w:ascii="Montserrat Medium" w:eastAsia="Montserrat Medium" w:hAnsi="Montserrat Medium" w:cs="Montserrat Medium"/>
-          <w:lang w:val="en-US"/>
-        </w:rPr>
-        <w:t xml:space="preserve"> }}</w:t>
+        <w:t>{{ srok }}</w:t>
       </w:r>
       <w:r>
         <w:rPr>
@@ -1312,25 +1303,7 @@
           <w:sz w:val="18"/>
           <w:szCs w:val="18"/>
         </w:rPr>
-        <w:t>КОНФИДЕНЦИАЛЬНО: Настоящий документ содержит информацию, принадлежащую компаниям ООО “</w:t>
-      </w:r>
-      <w:proofErr w:type="spellStart"/>
-      <w:r>
-        <w:rPr>
-          <w:rFonts w:ascii="Montserrat Medium" w:eastAsia="Montserrat Medium" w:hAnsi="Montserrat Medium" w:cs="Montserrat Medium"/>
-          <w:sz w:val="18"/>
-          <w:szCs w:val="18"/>
-        </w:rPr>
-        <w:t>Нацпро</w:t>
-      </w:r>
-      <w:proofErr w:type="spellEnd"/>
-      <w:r>
-        <w:rPr>
-          <w:rFonts w:ascii="Montserrat Medium" w:eastAsia="Montserrat Medium" w:hAnsi="Montserrat Medium" w:cs="Montserrat Medium"/>
-          <w:sz w:val="18"/>
-          <w:szCs w:val="18"/>
-        </w:rPr>
-        <w:t xml:space="preserve">-Дизайн”   </w:t>
+        <w:t xml:space="preserve">КОНФИДЕНЦИАЛЬНО: Настоящий документ содержит информацию, принадлежащую компаниям ООО “Нацпро-Дизайн”   </w:t>
       </w:r>
       <w:r>
         <w:rPr>
